--- a/deliverables/学不可以已_修订版.docx
+++ b/deliverables/学不可以已_修订版.docx
@@ -1105,7 +1105,7 @@
     </w:p>
     <w:p>
       <w:r>
-        <w:t xml:space="preserve">经验主张使用四级标记。E4 稳健证据：构念与测量清楚，多个独立团队重复，有系统综述或元分析，边界条件较充分。E3 收敛证据：多种方法或多个样本方向一致，异质性仍然明显；结论主要依赖单一、年代较早的数据集，又缺少近年独立综述核对时，最高标 E3。E2 初步证据：一项到少数几项研究，领域单一、干预短，或外部效度有限。E1 单薄证据：单项小样本研究且未见重复，或直接重复失败，或测量尚不稳定。等级只绑定一条具体主张，整章、整个学派或某位研究者都不获得统一的等级。“课堂条件下检索练习平均优于重读”可以是 E4；“生成性加工普遍优于被动的重复接触”是另一条更宽主张，需要它自己的证据。</w:t>
+        <w:t xml:space="preserve">经验主张使用四级标记。E4 稳健证据：构念与测量清楚，多个独立团队重复，有系统综述或元分析，边界条件较充分。E3 收敛证据：多种方法或多个样本方向一致，异质性仍然明显；结论主要依赖单一、年代较早的数据集，又缺少近年独立综述核对时，最高标 E3。E2 初步证据：一项到少数几项研究，领域单一、干预短，或外部效度有限。E1 单薄证据：单项小样本研究且未见重复，或直接重复失败，或测量尚不稳定。等级只绑定一条具体主张；给整章、整个学派或某位研究者统一定级，违反这条规则。“课堂条件下检索练习平均优于重读”可以是 E4；“生成性加工普遍优于被动的重复接触”是另一条更宽主张，需要它自己的证据。</w:t>
       </w:r>
     </w:p>
     <w:p>
@@ -1124,7 +1124,7 @@
     </w:p>
     <w:p>
       <w:r>
-        <w:t xml:space="preserve">机制提案、概念框架与研究纲领不进入 E 分级，只标类型：</w:t>
+        <w:t xml:space="preserve">机制提案、概念框架与研究纲领只标类型：</w:t>
       </w:r>
       <w:r>
         <w:rPr>
@@ -1187,7 +1187,7 @@
     </w:p>
     <w:p>
       <w:r>
-        <w:t xml:space="preserve">最后一条约束是拒绝伪精确。本文不提供“图式占百分之多少、注意力占百分之多少”这类比例，也不用没有测量基础的因素相乘来冒充模型。需要估算时，写明方法与误差量级。</w:t>
+        <w:t xml:space="preserve">最后一条约束是拒绝伪精确。本文不提供“图式占百分之多少、注意力占百分之多少”这类比例，也不用没有测量基础的因素相乘来冒充模型；第十七章的期望损失式用到了乘法，它写明了每个量的含义与使用条件。需要估算时，写明方法与误差量级。</w:t>
       </w:r>
     </w:p>
     <w:p>
@@ -2108,7 +2108,7 @@
     </w:p>
     <w:p>
       <w:r>
-        <w:t xml:space="preserve">本文要帮读者做好四项选择：哪些材料值得采信，哪些加工有助于形成目标能力，哪些外部支持应当保留，什么结果说明应当继续、调整或停止。终章用一个训练实例把这四项选择串起来：区分两个方向的条件概率，并识别缺少基率时无法作出的推断。</w:t>
+        <w:t xml:space="preserve">本文要帮读者做好四项选择：哪些材料值得采信，哪些加工有助于形成目标能力，哪些外部支持应当保留，什么结果说明应当继续、调整或停止。终章用一个训练实例，演示后三项选择怎样落到一个具体单元：区分两个方向的条件概率，并识别缺少基率时无法作出的推断。</w:t>
       </w:r>
     </w:p>
     <w:p>
@@ -2141,7 +2141,7 @@
     </w:p>
     <w:p>
       <w:r>
-        <w:t xml:space="preserve">目标确定之后，验收标准就不能含糊。不同学习对象适合用不同能力来检查，也各有一类单独不足以验收的指标。</w:t>
+        <w:t xml:space="preserve">目标确定之后，验收标准就不能含糊。不同学习对象要检查的能力不同，也各有一类单独不足以验收的指标。</w:t>
       </w:r>
     </w:p>
     <w:tbl>
@@ -3178,7 +3178,7 @@
                 <w:sz w:val="18"/>
                 <w:szCs w:val="18"/>
               </w:rPr>
-              <w:t xml:space="preserve">能指出的、可以核对的有效差异；隔期盲评的一致性；可核对案例上与校准过的解读者的一致</w:t>
+              <w:t xml:space="preserve">能指出的、可以核对的有效差异；隔期盲评的一致性；在可核对案例上与校准过的解读者的一致程度</w:t>
             </w:r>
           </w:p>
         </w:tc>
@@ -3475,7 +3475,7 @@
         <w:t xml:space="preserve">〔C〕</w:t>
       </w:r>
       <w:r>
-        <w:t xml:space="preserve">。它们用来评估对概念、解释与模型的理解；记住一个孤立的事实，例如自己的出生日期，用不上它们。一个局部错误的模型也可能压缩得好、预测得准，所以五个维度要合起来看。</w:t>
+        <w:t xml:space="preserve">。它们用来评估对概念、解释与模型的理解。孤立的事实，例如自己的出生日期，只需核对记得对不对。一个局部错误的模型也可能压缩得好、预测得准，所以五个维度要合起来看。</w:t>
       </w:r>
     </w:p>
     <w:p>
@@ -3647,7 +3647,7 @@
     </w:p>
     <w:p>
       <w:r>
-        <w:t xml:space="preserve">当代入口还有一层古人没有的结构：默认信息流经过了目标可能与你不一致的优化。推送内容的系统，目标常常是停留时长与互动率，这与你的模型质量没有必然联系；各平台的目标并不相同，影响有多大，需要针对具体平台的证据。入口纪律首先关乎安全。很多人长期觉得学了很多、进步很慢，原因常常很朴素：入口长年向低信噪比的内容敞开，兴奋、参与感和熟悉感来得很多，结构、判断标准与可迁移的模型因此积累得很少。</w:t>
+        <w:t xml:space="preserve">当代入口还有一层古人没有的结构：默认信息流经过了目标可能与你不一致的优化。推送内容的系统，目标常常是停留时长与互动率，这与你的模型质量没有必然联系；各平台的目标并不相同，影响有多大，需要针对具体平台的证据。入口纪律首先用来防范这种目标错位。很多人长期觉得学了很多、进步很慢，原因常常很朴素：入口长年向低信噪比的内容敞开，兴奋、参与感和熟悉感来得很多，结构、判断标准与可迁移的模型因此积累得很少。</w:t>
       </w:r>
     </w:p>
     <w:p>
@@ -3691,7 +3691,7 @@
     </w:p>
     <w:p>
       <w:r>
-        <w:t xml:space="preserve">对终身学习者，这一切意味着一种不讨喜的纪律：主动错过。错过大部分热点，错过大部分情绪驱动的争论，错过大量不会提升模型质量的内容。这条纪律要与第十八章的探索预算配套：主线筛选可以严格，探索通道用另一套更宽阈值，否则拒绝本身会变成新的封闭。</w:t>
+        <w:t xml:space="preserve">对终身学习者，这一切意味着一种不讨喜的纪律：主动错过。错过大部分热点，错过大部分情绪驱动的争论，错过大量不会提升模型质量的内容。这条纪律要与第十八章的探索预算配套：主线筛选可以严格，探索通道用另一套更宽的阈值，否则拒绝本身会变成新的封闭。</w:t>
       </w:r>
     </w:p>
     <w:p>
@@ -3786,7 +3786,7 @@
         <w:t xml:space="preserve">〔E4〕</w:t>
       </w:r>
       <w:r>
-        <w:t xml:space="preserve">。大师识别的组块，是几枚棋子组成的常见构型；后来的模板理论表明，专家还调用能快速填入细节的更大结构。专家优势，很大程度上来自提前把复杂度压缩好了。随机局面下大师通常仍有小幅优势，组块化也没有排除一般认知能力、训练机会与选择效应的作用。同样的机制存在于所有严肃领域：有经验的临床医生看病例，看到症状怎样合拢成几个机制假设；训练有素的研究者看论文，会立刻追问样本、设计、测量、识别策略与替代解释。图式改变的，是你最初看到世界的方式。</w:t>
+        <w:t xml:space="preserve">。大师识别的组块，是几枚棋子组成的常见构型；后来的模板理论提出，专家还调用能快速填入细节的更大结构。专家优势，很大程度上来自提前把复杂度压缩好了。随机局面下大师通常仍有小幅优势，组块化也没有排除一般认知能力、训练机会与选择效应的作用。同样的机制存在于所有严肃领域：有经验的临床医生看病例，看到症状怎样合拢成几个机制假设；训练有素的研究者看论文，会立刻追问样本、设计、测量、识别策略与替代解释。图式改变的，是你最初看到世界的方式。</w:t>
       </w:r>
     </w:p>
     <w:p>
@@ -4021,7 +4021,16 @@
     </w:p>
     <w:p>
       <w:r>
-        <w:t xml:space="preserve">所以图式重要，但要补一句：先验知识的价值，取决于它是否组织良好、能否被更新、是否接纳反例。一个僵硬的图式体系可能比图式贫乏更危险：它在表面上效率很高，同时使人越来越难以更新。</w:t>
+        <w:t xml:space="preserve">所以图式重要，但要补一句：先验知识的价值，可能还取决于它是否组织良好、能否被更新、是否接纳反例</w:t>
+      </w:r>
+      <w:r>
+        <w:rPr>
+          <w:color w:val="4F6478"/>
+        </w:rPr>
+        <w:t xml:space="preserve">〔C〕</w:t>
+      </w:r>
+      <w:r>
+        <w:t xml:space="preserve">，这一点目前只有间接线索（第一章）。一个僵硬的图式体系可能比图式贫乏更危险：它在表面上效率很高，同时使人越来越难以更新。</w:t>
       </w:r>
     </w:p>
     <w:p>
@@ -4126,13 +4135,22 @@
     </w:p>
     <w:p>
       <w:r>
-        <w:t xml:space="preserve">现代定量图景要把几个层级的数字分开。罗兰 2014 年汇总实验室研究，检索相对重读的平均效应 g 约为 0.50，95% 置信区间约为 [0.42, 0.58]，异质性明显。杨春亮等人 2021 年综合真实课堂中的研究，覆盖 222 项独立研究、约 48,478 名学生，总体效应 g 约为 0.50；其中以重读为对照的估计 g 约为 0.33，置信区间约为 [0.26, 0.40]；以其他精加工策略为对照的估计 g 约为 0.10，置信区间约为 [−0.01, 0.19]</w:t>
+        <w:t xml:space="preserve">现代定量图景要把几个层级的数字分开。罗兰 2014 年汇总实验室研究，检索相对重读的平均效应 g 约为 0.50，95% 置信区间约为 [0.42, 0.58]，异质性明显。杨春亮等人 2021 年综合真实课堂中的研究，覆盖 222 项独立研究、约 48,478 名学生，总体效应 g 约为 0.50；其中以重读为对照的估计 g 约为 0.33，置信区间约为 [0.26, 0.40]</w:t>
       </w:r>
       <w:r>
         <w:rPr>
           <w:color w:val="4F6478"/>
         </w:rPr>
-        <w:t xml:space="preserve">〔E4，各自限于对应的对照条件〕</w:t>
+        <w:t xml:space="preserve">〔E4〕</w:t>
+      </w:r>
+      <w:r>
+        <w:t xml:space="preserve">；以其他精加工策略为对照的估计 g 约为 0.10，置信区间约为 [−0.01, 0.19]</w:t>
+      </w:r>
+      <w:r>
+        <w:rPr>
+          <w:color w:val="4F6478"/>
+        </w:rPr>
+        <w:t xml:space="preserve">〔E3，单一元分析中的分组估计〕</w:t>
       </w:r>
       <w:r>
         <w:t xml:space="preserve">。总体估计汇总了所有类型的对照条件，它高于这两个分组的估计，提示其余类型的对照条件下效应更大；那些对照条件具体是哪几类，本文没有核实。</w:t>
@@ -4187,7 +4205,7 @@
     </w:p>
     <w:p>
       <w:r>
-        <w:t xml:space="preserve">集中突击的问题由此暴露：它常常带来较高的即时表现和较差的长期保持，而人会拿即时表现当作学习的证据。索德斯特罗姆与比约克把这个区分确立为原则：表现是练习当下可以观察到的成绩，学习是支撑长期保持与迁移的内在变化，两者经常背离</w:t>
+        <w:t xml:space="preserve">集中突击的问题由此暴露：它常常带来较高的即时表现和较差的长期保持，而人会拿即时表现当作学习的证据。索德斯特罗姆与比约克 2015 年的综述系统梳理了这个区分：表现是练习当下可以观察到的成绩，学习是支撑长期保持与迁移的内在变化，两者经常背离</w:t>
       </w:r>
       <w:r>
         <w:rPr>
@@ -4281,7 +4299,7 @@
         <w:t xml:space="preserve">〔E3〕</w:t>
       </w:r>
       <w:r>
-        <w:t xml:space="preserve">。这项元分析没有测量反馈条件；把它的结果与“反馈稀少、延迟”联系起来，是本文的推断</w:t>
+        <w:t xml:space="preserve">。这项元分析没有测量反馈条件；把它的结果与“反馈延迟、噪声淹没信号”联系起来，是本文的推断</w:t>
       </w:r>
       <w:r>
         <w:rPr>
@@ -4290,7 +4308,16 @@
         <w:t xml:space="preserve">〔C〕</w:t>
       </w:r>
       <w:r>
-        <w:t xml:space="preserve">。更好的用法，是把环境拆成四个维度分别打分：信号稳定性、反馈时距、结果噪声、错误可恢复性。向经验学习之前，先给环境打分。</w:t>
+        <w:t xml:space="preserve">。更好的用法，是把环境拆成四个维度分别打分</w:t>
+      </w:r>
+      <w:r>
+        <w:rPr>
+          <w:color w:val="4F6478"/>
+        </w:rPr>
+        <w:t xml:space="preserve">〔C〕</w:t>
+      </w:r>
+      <w:r>
+        <w:t xml:space="preserve">：信号稳定性、反馈时距、结果噪声、错误可恢复性。向经验学习之前，先给环境打分。</w:t>
       </w:r>
     </w:p>
     <w:p>
@@ -4335,7 +4362,7 @@
     </w:p>
     <w:p>
       <w:r>
-        <w:t xml:space="preserve">实际情况更复杂。有些安排降低练习当下的流畅度，同时改善后来的保持或迁移；也有些困难只增加负担。让字体更难认、教室更吵、材料更乱，都能增加主观困难，它们对学习的作用要另外检验。某种困难值不值得保留，看三件事：它是否促进目标加工；学习者是否具备必要的前置知识；错误能否得到纠正。检索、间隔与交错通过不同的机制起效，它们没有共享一条“困难即有益”的总原理，也不能从主观困难感推出效果。</w:t>
+        <w:t xml:space="preserve">实际情况更复杂。有些安排降低练习当下的流畅度，同时改善后来的保持或迁移；也有些困难只增加负担。让字体更难认、教室更吵、材料更乱，都能增加主观困难，它们对学习的作用要另外检验。某种困难值不值得保留，看三件事：它是否促进目标加工；学习者是否具备必要的前置知识；错误能否得到纠正。检索、间隔与交错各自通过不同的机制起效。“困难即有益”这句话概括不了它们。判断效果要看保持与迁移的测量，主观困难感只能作参考。</w:t>
       </w:r>
     </w:p>
     <w:p>
@@ -4382,7 +4409,7 @@
     </w:p>
     <w:p>
       <w:r>
-        <w:t xml:space="preserve">《学记》说“不陵节而施之谓孙”，不越过学习者当前的阶段去强加内容；又说“善问者如攻坚木，先其易者，后其节目”。维果茨基的“最近发展区”给相近直觉一个现代形式：教学的有效地带，是学习者独立够不着、在协助下够得着的那一环。</w:t>
+        <w:t xml:space="preserve">《学记》说“不陵节而施之谓孙”，不越过学习者当前的阶段去强加内容；又说“善问者如攻坚木，先其易者，后其节目”。维果茨基的“最近发展区”给了相近的直觉一个现代形式：教学的有效地带，是学习者独立够不着、在协助下够得着的那一环。</w:t>
       </w:r>
     </w:p>
     <w:p>
@@ -4401,7 +4428,7 @@
         <w:rPr>
           <w:color w:val="4F6478"/>
         </w:rPr>
-        <w:t xml:space="preserve">〔事实登记：检索摘录，2026 年 9 月 28 日〕</w:t>
+        <w:t xml:space="preserve">〔事实登记：检索·片段，2026 年 9 月 28 日〕</w:t>
       </w:r>
       <w:r>
         <w:t xml:space="preserve">。勘误后的总模型中，刻意练习与表现的相关由 0.35 修正为 0.38，解释的方差由 12% 修正为 14%，95% 置信区间为 [11%, 18%]；分领域的解释方差，在游戏、音乐、体育、教育与职业领域分别约为 24%、23%、20%、5% 与 1%，职业一项不显著</w:t>
@@ -4441,7 +4468,7 @@
     </w:p>
     <w:p>
       <w:r>
-        <w:t xml:space="preserve">以比较两种复习方法为例，一个可用的设计是：选取前置要求、难度与材料类型相近的若干学习单元；把方法随机分配到单元，并交替顺序；尽量匹配总时间、反馈、测试时距与工具条件；用没有直接练过的题检验保持或迁移；保留所有结果，不只报告成功的单元。学习有一个特有的困难：同一内容学会之后，人回不到没学过的状态，所以药物试验里的 ABAB 设计不能直接用于同一知识内容，应当比较等值的内容、不同批次或任务组件，并记录两种方法之间可能的相互影响。一个人、有限材料的结果仍有较大不确定性。事先定义主要指标与最小的重要改善：某方法每次多花二十分钟、只带来极小的提高，值不值得，取决于使用频率与目标风险。结果不稳定时，保留群体证据与可行性的综合判断，不要急于宣布自己属于例外。</w:t>
+        <w:t xml:space="preserve">以比较两种复习方法为例，一个可用的设计是：选取前置要求、难度与材料类型相近的若干学习单元；把方法随机分配到单元，并交替顺序；尽量匹配总时间、反馈、测试时距与工具条件；用没有直接练过的题检验保持或迁移；保留所有结果，包括失败的单元。学习有一个特有的困难：同一内容学会之后，人回不到没学过的状态，所以药物试验里的 ABAB 设计不能直接用于同一知识内容。可行的做法是比较等值的内容、不同批次或任务组件，并记录两种方法之间可能的相互影响。一个人、有限材料的结果仍有较大不确定性。事先定义主要指标与最小的重要改善：某方法每次多花二十分钟、只带来极小的提高，值不值得，取决于使用频率与目标风险。结果不稳定时，继续以群体证据与可行性的综合判断为准；要判定自己属于例外，先积累更多单元的结果。</w:t>
       </w:r>
     </w:p>
     <w:p>
@@ -5492,7 +5519,7 @@
     </w:p>
     <w:p>
       <w:r>
-        <w:t xml:space="preserve">注意力高度依赖上游的状态。睡眠不足、慢性压力、情绪耗竭、环境噪声、任务边界不清、目标冲突、焦虑与健康问题，都可能先一步打散注意力，这时用道德语言要求自己“坚持专注”，解决不了问题。这些因素与注意之间的关系是双向的，注意力本身也可以被直接训练和调节。可操作的做法是先列出可能的原因，再观察哪些条件的变化能改善目标任务表现，不预先认定其中某一个。</w:t>
+        <w:t xml:space="preserve">注意力高度依赖上游的状态。睡眠不足、慢性压力、情绪耗竭、环境噪声、任务边界不清、目标冲突、焦虑与健康问题，都可能先一步打散注意力，这时用道德语言要求自己“坚持专注”，解决不了问题。这些因素与注意之间的关系是双向的，注意力本身也可以被直接训练和调节。可操作的做法是先列出可能的原因，再观察哪些条件的变化能改善目标任务表现，让观察结果决定原因。</w:t>
       </w:r>
     </w:p>
     <w:p>
@@ -5515,7 +5542,7 @@
     </w:p>
     <w:p>
       <w:r>
-        <w:t xml:space="preserve">某项计划反复没有执行时，可以做一次未执行审计，逐项检查：目标是否过大；启动步骤是否明确；任务是否要求尚未具备的前置能力；反馈是否太远；安排是否与照护、工作、经济或健康状况冲突；是否存在让人回避的评价压力。不同的障碍要分别处理，既不能统一归为缺乏自律，也不能统一归为方法不对。</w:t>
+        <w:t xml:space="preserve">某项计划反复没有执行时，可以做一次未执行审计，逐项检查：目标是否过大；启动步骤是否明确；任务是否要求尚未具备的前置能力；反馈是否太远；安排是否与照护、工作、经济或健康状况冲突；是否存在让人回避的评价压力。不同的障碍要分别处理：缺乏自律与方法不对，只是其中两种可能。</w:t>
       </w:r>
     </w:p>
     <w:p>
@@ -5579,7 +5606,30 @@
     </w:p>
     <w:p>
       <w:r>
-        <w:t xml:space="preserve">行为层面的记忆差异与神经机制的解释，属于不同层次。“主动系统巩固”框架认为：睡眠期间，白天编码的记忆痕迹被重新激活、重组，并部分转移到长期存储中，这个框架有大量人类与动物研究支持</w:t>
+        <w:t xml:space="preserve">行为层面的记忆差异与神经机制的解释，属于不同层次。“主动系统巩固”框架认为：睡眠期间，白天编码的记忆痕迹被重新激活、重组，并部分转移到长期存储中</w:t>
+      </w:r>
+      <w:r>
+        <w:rPr>
+          <w:color w:val="4F6478"/>
+        </w:rPr>
+        <w:t xml:space="preserve">〔机制提案〕</w:t>
+      </w:r>
+      <w:r>
+        <w:t xml:space="preserve">。支持它的人类与动物研究数量很多（Rasch 与 Born 2013 年的综述）。具体记忆类型与睡眠阶段怎样分工，仍有争论：慢波睡眠与快速眼动睡眠可能分别侧重细节保持与抽象整合，睡一觉之后保留下来的，可能是被整理、压缩、并与已有知识重新连接过的版本</w:t>
+      </w:r>
+      <w:r>
+        <w:rPr>
+          <w:color w:val="4F6478"/>
+        </w:rPr>
+        <w:t xml:space="preserve">〔机制提案〕</w:t>
+      </w:r>
+      <w:r>
+        <w:t xml:space="preserve">。若此说成立，遗忘一部分细节，有时正是抽象的代价与来源。要避免两个方向的夸大：把睡眠的一般重要性扩大为学习的绝对必要条件；把某种阶段分工写成定论。</w:t>
+      </w:r>
+    </w:p>
+    <w:p>
+      <w:r>
+        <w:t xml:space="preserve">压力在日常语言里被一概当作坏事，这同样不准确。压力对学习的影响取决于时机、强度与任务类型：轻到中等的唤醒能提高警觉与专注，急性压力在某些情境下甚至会强化对核心信息的记忆；长期高负荷是另一个量级的问题。慢性压力与提取困难、灵活性下降、威胁导向增强之间有稳定关联</w:t>
       </w:r>
       <w:r>
         <w:rPr>
@@ -5588,21 +5638,35 @@
         <w:t xml:space="preserve">〔E3〕</w:t>
       </w:r>
       <w:r>
-        <w:t xml:space="preserve">（Rasch 与 Born 2013 年的综述）。具体记忆类型与睡眠阶段怎样分工，仍有争论：慢波睡眠与快速眼动睡眠可能分别侧重细节保持与抽象整合，睡一觉之后保留下来的，可能是被整理、压缩、并与已有知识重新连接过的版本</w:t>
+        <w:t xml:space="preserve">；麦克尤恩的“非稳态负荷”概念</w:t>
       </w:r>
       <w:r>
         <w:rPr>
           <w:color w:val="4F6478"/>
         </w:rPr>
-        <w:t xml:space="preserve">〔机制提案〕</w:t>
-      </w:r>
-      <w:r>
-        <w:t xml:space="preserve">。若此说成立，遗忘一部分细节，有时正是抽象的代价与来源。要避免两个方向的夸大：把睡眠的一般重要性扩大为学习的绝对必要条件；把某种阶段分工写成定论。</w:t>
-      </w:r>
-    </w:p>
-    <w:p>
-      <w:r>
-        <w:t xml:space="preserve">压力在日常语言里被一概当作坏事，这同样不准确。压力对学习的影响取决于时机、强度与任务类型：轻到中等的唤醒能提高警觉与专注，急性压力在某些情境下甚至会强化对核心信息的记忆；长期高负荷是另一个量级的问题。慢性压力与提取困难、灵活性下降、威胁导向增强之间有稳定关联，麦克尤恩的“非稳态负荷”概念，描述了长期透支怎样改变身体的资源分配与可塑性</w:t>
+        <w:t xml:space="preserve">〔概念框架〕</w:t>
+      </w:r>
+      <w:r>
+        <w:t xml:space="preserve">，描述了长期透支怎样改变身体的资源分配与可塑性。要分开四个概念：急性唤醒、心理上的压力体验、慢性的生理负担，以及它们分别作用于编码、巩固还是提取。</w:t>
+      </w:r>
+    </w:p>
+    <w:p>
+      <w:r>
+        <w:t xml:space="preserve">教科书里的“耶基斯-多德森定律”需要校准。“唤醒与表现呈倒 U 形”这个说法的原始研究，是 1908 年用小鼠做的电击辨别实验，核心结论是任务难度调节最优的刺激强度：难任务的最优强度更低，易任务更高。后人把它泛化成适用于人类的普适“定律”，远远超出了原始证据的范围。“难任务的最优唤醒水平更低”这一点，在人类任务上只有零散的支持</w:t>
+      </w:r>
+      <w:r>
+        <w:rPr>
+          <w:color w:val="4F6478"/>
+        </w:rPr>
+        <w:t xml:space="preserve">〔E2〕</w:t>
+      </w:r>
+      <w:r>
+        <w:t xml:space="preserve">；把整条“定律”当作一个依赖任务的启发式即可。</w:t>
+      </w:r>
+    </w:p>
+    <w:p>
+      <w:r>
+        <w:t xml:space="preserve">情绪也参与认知的组织。焦虑过高会挤占工作记忆，这一条有较多证据支持</w:t>
       </w:r>
       <w:r>
         <w:rPr>
@@ -5611,40 +5675,12 @@
         <w:t xml:space="preserve">〔E3〕</w:t>
       </w:r>
       <w:r>
-        <w:t xml:space="preserve">。要分开四个概念：急性唤醒、心理上的压力体验、慢性的生理负担，以及它们分别作用于编码、巩固还是提取。</w:t>
-      </w:r>
-    </w:p>
-    <w:p>
-      <w:r>
-        <w:t xml:space="preserve">教科书里的“耶基斯-多德森定律”需要校准。“唤醒与表现呈倒 U 形”这个说法的原始研究，是 1908 年用小鼠做的电击辨别实验，核心结论是任务难度调节最优的刺激强度：难任务的最优强度更低，易任务更高。后人把它泛化成适用于人类的普适“定律”，远远超出了原始证据的范围。把它当作一个依赖任务的启发式即可</w:t>
-      </w:r>
-      <w:r>
-        <w:rPr>
-          <w:color w:val="4F6478"/>
-        </w:rPr>
-        <w:t xml:space="preserve">〔E2〕</w:t>
-      </w:r>
-      <w:r>
-        <w:t xml:space="preserve">。</w:t>
-      </w:r>
-    </w:p>
-    <w:p>
-      <w:r>
-        <w:t xml:space="preserve">情绪也参与认知的组织。焦虑过高会挤占工作记忆，这一条有较多证据支持</w:t>
-      </w:r>
-      <w:r>
-        <w:rPr>
-          <w:color w:val="4F6478"/>
-        </w:rPr>
-        <w:t xml:space="preserve">〔E3〕</w:t>
-      </w:r>
-      <w:r>
         <w:t xml:space="preserve">（Moran 2016 年的元分析）；“情绪过于平淡就缺乏驱动”“适度积极情绪能扩展联想”这类说法，在不同任务上的证据强度差别很大，本文只把它们当作值得自我观察的方向。情绪状态是学习系统内部的一个变量。</w:t>
       </w:r>
     </w:p>
     <w:p>
       <w:r>
-        <w:t xml:space="preserve">所以，终身学习者要尊重这个底座。睡眠、恢复、压力边界与日间节律，这些朴素的东西，比任何精巧的技巧都更接近学习的前提。运动对认知的影响，本文没有展开证据，不给剂量建议。疲劳、情绪或注意问题长期存在、明显影响日常功能，或者跨情境反复出现时，应当寻求专业评估，调整学习方法替代不了它。</w:t>
+        <w:t xml:space="preserve">所以，终身学习者要尊重这个底座。睡眠、恢复、压力边界与日间节律，这些朴素的东西，比任何精巧的技巧都更接近学习的前提。运动对认知的影响，本文没有展开证据，不给剂量建议。疲劳、情绪或注意问题长期存在、明显影响日常功能，或者跨情境反复出现时，应当寻求专业评估；调整学习方法只能作为补充。</w:t>
       </w:r>
     </w:p>
     <w:p>
@@ -5804,7 +5840,7 @@
     </w:p>
     <w:p>
       <w:r>
-        <w:t xml:space="preserve">输出要围绕目标设计。需要推理的任务检查论证质量，实践技能检查实际表现，长期保持检查延迟调用，迁移检查新问题。公开发布只是输出的一种安排，在无人纠正的条件下，错误练习会继续累积。所以一个高回报的动作，是尽快让知识接受外部检验：能写的就写，能讲的就讲，能做成原型的就做原型，能在真实任务里测试的就去测试。不要等“彻底学会了”再输出，很多知识正是在输出中才学会的。</w:t>
+        <w:t xml:space="preserve">输出要围绕目标设计。需要推理的任务检查论证质量，实践技能检查实际表现，长期保持检查延迟调用，迁移检查新问题。公开发布只是输出的一种安排；没有人纠正时，错误会在一次次练习里积累下来。所以一个高回报的动作，是尽快让知识接受外部检验：能写的就写，能讲的就讲，能做成原型的就做原型，能在真实任务里测试的就去测试。不要等“彻底学会了”再输出，很多知识正是在输出中才学会的。</w:t>
       </w:r>
     </w:p>
     <w:p>
@@ -5849,7 +5885,16 @@
     </w:p>
     <w:p>
       <w:r>
-        <w:t xml:space="preserve">评估一个结论，先看它处在因果之梯的哪一级，这是 Pearl 在《为什么》（2018）里的框架。第一级是相关：两个变量经常一起出现。第二级是干预：改变其中一个，另一个会怎样。第三级是反事实：对这个已经发生的个案，如果当时不同，结果会怎样。日常语言把三级混为一谈，大量流行的“研究表明”只站在第一级。观察数据也能在明确因果假设与研究设计之下支持因果识别，例如自然实验、工具变量、断点回归、双重差分、匹配或因果图调整。列出方法的名称还不够：每种方法都依赖自己的假设，例如平行趋势、排他性约束、连续性、无未观测混杂，判断一项研究是否成立，要看它是否论证了这些假设在该情境中成立。然后继续追问：样本是谁、有多大；测了什么、怎么测的；对照组是什么；效应量有多大，显著与重要是两回事；谁出资、谁受益；结论外推到了多大范围，原文的限定条件在转述中还剩多少。</w:t>
+        <w:t xml:space="preserve">评估一个结论，先看它处在因果之梯的哪一级，这是 Pearl 在《为什么》（2018）里的框架</w:t>
+      </w:r>
+      <w:r>
+        <w:rPr>
+          <w:color w:val="4F6478"/>
+        </w:rPr>
+        <w:t xml:space="preserve">〔概念框架〕</w:t>
+      </w:r>
+      <w:r>
+        <w:t xml:space="preserve">。第一级是相关：两个变量经常一起出现。第二级是干预：改变其中一个，另一个会怎样。第三级是反事实：对这个已经发生的个案，如果当时不同，结果会怎样。日常语言把三级混为一谈，大量流行的“研究表明”只站在第一级。观察数据也能在明确因果假设与研究设计之下支持因果识别，例如自然实验、工具变量、断点回归、双重差分、匹配或因果图调整。列出方法的名称还不够：每种方法都依赖自己的假设，例如平行趋势、排他性约束、连续性、无未观测混杂，判断一项研究是否成立，要看它是否论证了这些假设在该情境中成立。然后继续追问：样本是谁、有多大；测了什么、怎么测的；对照组是什么；效应量有多大，显著与重要是两回事；谁出资、谁受益；结论外推到了多大范围，原文的限定条件在转述中还剩多少。</w:t>
       </w:r>
     </w:p>
     <w:p>
@@ -5887,7 +5932,7 @@
     </w:p>
     <w:p>
       <w:r>
-        <w:t xml:space="preserve">调节变量与机制要分开。某个变量与效应大小相关，可以提示条件的差异；要证明机制，需要合适过程测量、时间顺序与识别设计。统计上的中介本身也可能受未测混杂的影响。只有相关证据的地方，不要出现“因为”。</w:t>
+        <w:t xml:space="preserve">调节变量与机制要分开。某个变量与效应大小相关，可以提示条件的差异；要证明机制，需要合适的过程测量、时间顺序与识别设计。统计上的中介本身也可能受未测混杂的影响。只有相关证据的地方，不要出现“因为”。</w:t>
       </w:r>
     </w:p>
     <w:p>
@@ -5934,7 +5979,7 @@
     </w:p>
     <w:p>
       <w:r>
-        <w:t xml:space="preserve">效应大幅缩小的部分，同样要逐条陈述。学习风格匹配论，即按“视觉型”“听觉型”给同一内容配不同的教法，长期拿不出满足关键交互检验要求的证据，帕什勒等人 2008 年的系统检验之后，它主要在商业培训中流行</w:t>
+        <w:t xml:space="preserve">效应大幅缩小的部分，同样要逐条陈述。学习风格匹配论，即按“视觉型”“听觉型”给同一内容配不同的教法，长期拿不出满足关键交互检验要求的证据（帕什勒等人 2008 年的系统检验）</w:t>
       </w:r>
       <w:r>
         <w:rPr>
@@ -5961,7 +6006,7 @@
         <w:t xml:space="preserve">〔E3〕</w:t>
       </w:r>
       <w:r>
-        <w:t xml:space="preserve">：Sisk 等人 2018 年的元分析（k = 43，N = 57,155），d 约为 0.08；Macnamara 与 Burgoyne 2023 年的元分析，d 约为 0.05，校正发表偏倚后不再显著，质量最高的一组研究 d 约为 0.02。美国的一项全国性实验显示，它让学业成绩低于中位数的学生，核心课程的平均绩点约提高 0.10 分</w:t>
+        <w:t xml:space="preserve">：Sisk 等人 2018 年的元分析（k = 43，N = 57,155），d 约为 0.08；麦克纳马拉与伯戈因 2023 年的元分析，d 约为 0.05，校正发表偏倚后不再显著，质量最高的一组研究 d 约为 0.02。美国的一项全国性实验显示，它让学业成绩低于中位数的学生，核心课程的平均绩点约提高 0.10 分</w:t>
       </w:r>
       <w:r>
         <w:rPr>
@@ -5997,7 +6042,7 @@
     </w:p>
     <w:p>
       <w:r>
-        <w:t xml:space="preserve">这个案例的教训超出 AI 话题本身。元分析这种位于证据金字塔上层的形式，同样会失效：它依赖纳入研究质量，受发表偏倚的影响，还要承担把异质的研究压进同一个平均数的损耗。更重要的是传播：一篇被大量引用的论文，结论已经嵌进了下游的文献，撤稿并不能自动把它们收回。读者可以用同样标准审计本文引用的每个数字，附录三的证据登记就是为此准备的。</w:t>
+        <w:t xml:space="preserve">这个案例的教训超出 AI 话题本身。元分析这种位于证据金字塔上层的形式，同样会失效：它依赖纳入研究的质量，受发表偏倚的影响，还要承担把异质的研究压进同一个平均数的损耗。更重要的是传播：一篇被大量引用的论文，结论已经嵌进了下游的文献，撤稿并不能自动把它们收回。读者可以用同样标准审计本文引用的每个数字，附录三的证据登记就是为此准备的。</w:t>
       </w:r>
     </w:p>
     <w:p>
@@ -6010,7 +6055,7 @@
     </w:p>
     <w:p>
       <w:r>
-        <w:t xml:space="preserve">落到学习实践上，证据素养意味着养成一种内部语言：这件事大概率为真；这件事方向可信，细节还不稳；这件事证据有限，我暂不判断；这件事看上去很动人，更可能只是包装精良的启发式。一个成熟头脑的重要变化，是允许不同确定程度的信念共存，不急于只分对错。</w:t>
+        <w:t xml:space="preserve">落到学习实践上，证据素养意味着养成一种内部语言：这件事大概率为真；这件事方向可信，细节还不稳；这件事证据有限，我暂不判断；这件事看上去很动人，更可能只是包装精良的启发式。一个成熟头脑的重要变化，是允许不同确定程度的信念共存，并按证据给每一条分配权重。</w:t>
       </w:r>
     </w:p>
     <w:p>
@@ -6050,7 +6095,7 @@
     </w:p>
     <w:p>
       <w:r>
-        <w:t xml:space="preserve">苏格拉底在雅典的法庭上说，自己唯一的智慧是：别人不知道却自以为知道，而我不知道时，知道自己不知道。约一个世纪之前，孔子在鲁国对子路说：“知之为知之，不知为不知，是知也。”两千多年后，费曼在加州理工学院的毕业演讲里说：第一条原则是你绝不能欺骗自己，而你自己恰恰最容易被骗。</w:t>
+        <w:t xml:space="preserve">苏格拉底在雅典的法庭上说，自己唯一的智慧是：别人不知道却自以为知道，而我不知道时，知道自己不知道。约一个世纪之前，孔子对子路说：“知之为知之，不知为不知，是知也。”两千多年后，费曼在加州理工学院的毕业演讲里说：第一条原则是你绝不能欺骗自己，而你自己恰恰最容易被骗。</w:t>
       </w:r>
     </w:p>
     <w:p>
@@ -6139,7 +6184,7 @@
     </w:p>
     <w:p>
       <w:r>
-        <w:t xml:space="preserve">第三层是决策代价。事件损失不同时，同样的概率对应不同行动：同样是 20% 的概率，轻微延误与重大安全事故应当采取不同措施。该不该行动，取决于概率与损失结构的组合：损失越不对称，值得行动的概率门槛越低。</w:t>
+        <w:t xml:space="preserve">第三层是决策代价。事件损失不同时，同样的概率对应不同行动：同样是 20% 的概率，面对轻微延误与面对重大安全事故，应当采取不同措施。该不该行动，取决于概率与损失结构的组合：损失越不对称，值得行动的概率门槛越低。</w:t>
       </w:r>
     </w:p>
     <w:p>
@@ -6348,7 +6393,7 @@
     </w:p>
     <w:p>
       <w:r>
-        <w:t xml:space="preserve">在没有客观结果可查的领域，比如音乐欣赏，反馈可以来自三处：可核对案例上与校准过的解读者的一致程度；感知是否得到外部材料的验证，例如乐谱与文献；同一个对象隔一段时间再盲评一次，自己的判断是否一致。本文所说的校准过的解读者，指在可以核对的判断上留有公开记录、且这些记录经得起核对的人：指出的乐谱与史实是对的；说录音里存在的差异，别人也能指认出来；隔一段时间对同一对象的评价大体一致。</w:t>
+        <w:t xml:space="preserve">在没有客观结果可查的领域，比如音乐欣赏，反馈可以来自三处：在可核对案例上与校准过的解读者的一致程度；感知是否得到外部材料的验证，例如乐谱与文献；同一个对象隔一段时间再盲评一次，自己的判断是否一致。本文所说的校准过的解读者，指在可以核对的判断上留有公开记录、且这些记录经得起核对的人：指出的乐谱与史实是对的；说录音里存在的差异，别人也能指认出来；隔一段时间对同一对象的评价大体一致。</w:t>
       </w:r>
     </w:p>
     <w:p>
@@ -6361,7 +6406,7 @@
     </w:p>
     <w:p>
       <w:r>
-        <w:t xml:space="preserve">假设你读了一位资深研究者的书，用书里的见解去听贝九，然后自己反复地听，听多了就改掉书里的判断：改得越多，越可能越错。在聆听少、未经训练时，这个直觉符合贝叶斯推理。后验由先验与数据共同决定，数据越少、越嘈杂，后验就越接近先验。几个小时未经训练的聆听，信息量很小，合理的后验几乎就是专家判断。“后验重要”的意思只是：你的数据要按它真实的分量进入计算，分量小，结论就几乎不动。</w:t>
+        <w:t xml:space="preserve">假设你读了一位资深研究者的书，用书里的见解去听贝九，然后自己听了几天，就动手改掉书里的判断：改得越多，越可能越错。在聆听时间短、未经训练时，这个直觉符合贝叶斯推理。后验由先验与数据共同决定，数据越少、越嘈杂，后验就越接近先验。几个小时未经训练的聆听，信息量很小，合理的后验几乎就是专家判断。“后验重要”的意思只是：你的数据要按它真实的分量进入计算，分量小，结论就几乎不动。</w:t>
       </w:r>
     </w:p>
     <w:p>
@@ -6476,7 +6521,7 @@
         <w:rPr>
           <w:color w:val="4F6478"/>
         </w:rPr>
-        <w:t xml:space="preserve">〔E2〕</w:t>
+        <w:t xml:space="preserve">〔E1〕</w:t>
       </w:r>
       <w:r>
         <w:t xml:space="preserve">；用深色的杯子盲闻时，专家和新手都能把红白葡萄酒分开（Ballester 等 2009）。颜色改变的主要是描述；盲闻时，嗅觉辨别仍然有效。</w:t>
@@ -6589,7 +6634,7 @@
     </w:p>
     <w:p>
       <w:r>
-        <w:t xml:space="preserve">投资领域还有一个特殊之处。麦克莱恩与庞蒂夫在 2016 年考察了 97 个股票收益预测变量：在原研究的样本期之外，收益平均下降约 26%，作者把这部分视为数据挖掘偏差的上限；论文发表之后，收益平均下降约 58%，两者之差约 32%，作者归因于投资者读到论文后据此交易</w:t>
+        <w:t xml:space="preserve">投资领域还有一个特殊之处。麦克莱恩与庞蒂夫在 2016 年考察了 97 个股票收益预测变量：在原研究样本期结束后、论文发表之前，收益平均下降约 26%，作者把这部分视为数据挖掘偏差的上限；论文发表之后，收益平均下降约 58%，两者之差约 32%，作者归因于投资者读到论文后据此交易</w:t>
       </w:r>
       <w:r>
         <w:rPr>
@@ -6625,7 +6670,7 @@
     </w:p>
     <w:p>
       <w:r>
-        <w:t xml:space="preserve">第一步，选定一个窄的对象，例如贝九末乐章的开头十分钟，以及一到两位校准过的解读者：他们有公开长期记录，给出的理由指向可以核对的特征，并受过同行严肃批评。</w:t>
+        <w:t xml:space="preserve">第一步，选定一个窄的对象，例如贝九末乐章的开头十分钟，以及一到两位校准过的解读者（定义见本章“估值：反馈从哪里来”一节）：有公开的长期记录，这些记录经得起核对，给出的理由指向可以核对的特征，并受过同行的严肃批评。</w:t>
       </w:r>
     </w:p>
     <w:p>
@@ -6704,7 +6749,7 @@
     </w:p>
     <w:p>
       <w:r>
-        <w:t xml:space="preserve">模型从来不只是一颗孤立大脑的内部事务。荀子说：借助车马的人，脚力寻常却能至千里；借助舟楫的人，不会游泳也能渡过江河。现代学习者的认知系统，延伸到共同体、外部记忆与机器智能之上，这三层互相交叠。这一部逐层讨论，并在每一层追问同一个问题：什么必须留在体内。</w:t>
+        <w:t xml:space="preserve">模型的形成，从来都牵涉大脑之外的东西。荀子说：借助车马的人，脚力寻常却能至千里；借助舟楫的人，不会游泳也能渡过江河。现代学习者的认知系统，延伸到共同体、外部记忆与机器智能之上，这三层互相交叠。这一部逐层讨论，并在每一层追问同一个问题：什么必须留在体内。</w:t>
       </w:r>
     </w:p>
     <w:p>
@@ -6742,7 +6787,7 @@
     </w:p>
     <w:p>
       <w:r>
-        <w:t xml:space="preserve">这里要分开三个常被混同的概念：不可完全言明、不可外显化、不可学习。第一项成立，推不出后两项。默会的成分可以被部分地外显和传递：视频与慢动作分析、模拟训练、案例比较、认知任务分析、专家边做边说、清单与程序化支持、传感器与数据反馈、错误样例库、刻意练习与即时纠正，都在做这件事，在航空、外科与竞技体育里已经做了几十年。准确表述是：长期参与真实实践、观察高手并获得针对性的反馈，是获取默会知识的重要途径之一；文字材料能提供框架与线索，通常难以单独完成全部的传递。师徒制是一条信息量很大的通道，效果取决于示范质量、任务机会与纠错条件，资历与在场本身保证不了所传内容的可靠。莱夫与温格称这条通道为“合法的边缘性参与”。流行写作喜欢用镜像神经元来解释这类传递，那套说法的证据远不足以支撑它的传播度。本文推测，优先级的直觉、对异常信号的敏感、判断证据靠不靠谱的手感、在压力下收缩问题边界的方式，这些拉开差距的能力，主要经由这条通道获得</w:t>
+        <w:t xml:space="preserve">这里要分开三个常被混同的概念：不可完全言明、不可外显化、不可学习。第一项成立，推不出后两项。默会的成分可以被部分地外显和传递：视频与慢动作分析、模拟训练、案例比较、认知任务分析、专家边做边说、清单与程序化支持、传感器与数据反馈、错误样例库、刻意练习与即时纠正，都在做这件事，在航空、外科与竞技体育里已经做了几十年。准确表述是：长期参与真实实践、观察高手并获得针对性的反馈，是获取默会知识的重要途径之一；文字材料能提供框架与线索；完整的传递通常还要加上示范与纠正。师徒制是一条信息量很大的通道，效果取决于示范质量、任务机会与纠错条件；所传内容是否可靠，要看这三项条件，资历与在场只能作参考。莱夫与温格称这条通道为“合法的边缘性参与”。流行写作喜欢用镜像神经元来解释这类传递，那套说法的证据远不足以支撑它的传播度。本文推测，优先级的直觉、对异常信号的敏感、判断证据靠不靠谱的手感、在压力下收缩问题边界的方式，这些拉开差距的能力，主要经由这条通道获得</w:t>
       </w:r>
       <w:r>
         <w:rPr>
@@ -6848,7 +6893,7 @@
     </w:p>
     <w:p>
       <w:r>
-        <w:t xml:space="preserve">分界线要按任务画。“结构内化，细节索引”这个口号抓住了多数的情况，要接上第三章的五变量决策才完整。判断标准、典型模式、核心概念之间的关系、常见错误的样子，通常落在内化的一侧，因为它们承载压缩与迁移；原始出处、引文、案例库、待核对的数据、项目的状态，通常落在索引的一侧。有争议的内容，记下来源与条件；准备长期依赖的内容，多做几轮检索与输出，让它进入真正可以调用的层面。</w:t>
+        <w:t xml:space="preserve">分界线要按任务画。“结构内化，细节索引”这个口号抓住了多数情况，要接上第三章的五变量决策才完整。判断标准、典型模式、核心概念之间的关系、常见错误的样子，通常落在内化的一侧，因为它们承载压缩与迁移；原始出处、引文、案例库、待核对的数据、项目的状态，通常落在索引的一侧。有争议的内容，记下来源与条件；准备长期依赖的内容，多做几轮检索与输出，让它进入真正可以调用的层面。</w:t>
       </w:r>
     </w:p>
     <w:p>
@@ -6875,7 +6920,7 @@
         <w:t xml:space="preserve">〔E2〕</w:t>
       </w:r>
       <w:r>
-        <w:t xml:space="preserve">。两项研究设计不同：前一项是非随机的前后对照，后一项是全省推行后的观察；效果差异来自实施方式还是研究设计，目前分不开。</w:t>
+        <w:t xml:space="preserve">。两项研究都是非随机的前后比较，差别在规模、实施方式与基线：前一项是八家医院的试点；后一项用安大略全省的行政数据，比较强制推行前后各三个月，基线死亡率也低得多。效果差异来自其中哪一项，目前分不开。</w:t>
       </w:r>
     </w:p>
     <w:p>
@@ -6888,7 +6933,7 @@
     </w:p>
     <w:p>
       <w:r>
-        <w:t xml:space="preserve">这条边界直接改变记笔记的方式。笔记要能被检索，并能直接用于当前的工作；只往里堆、再也不用的笔记没有价值。要达到可用，至少需要四组标准。</w:t>
+        <w:t xml:space="preserve">这条边界直接改变记笔记的方式。笔记要能被检索，并能直接用于当前的工作。长期用不上的笔记，只是存储。要达到可用，至少需要四组标准。</w:t>
       </w:r>
     </w:p>
     <w:p>
@@ -6986,7 +7031,7 @@
         <w:rPr>
           <w:color w:val="4F6478"/>
         </w:rPr>
-        <w:t xml:space="preserve">〔事实登记：原稿记录〕</w:t>
+        <w:t xml:space="preserve">〔事实登记：原稿记录，核验日期未载〕</w:t>
       </w:r>
       <w:r>
         <w:t xml:space="preserve">。标题的修改本身就是边界条件。第二，导师版在独立考试中“没有检出显著差异”，这既没有建立等效，也没有建立不劣，更没有建立长期的安全。该研究结果表中，导师组的考试系数约为 −0.004，标准误约为 0.013；按正态近似，95% 区间约为 [−0.029, 0.021]，若成绩按 0 到 1 的比例计分，对应约 −3 到 +2 个百分点。这是本文所作的近似计算，正式推断以原研究为准。它说明，一个在零附近、不显著的估计，仍然容得下一定程度的损失或收益。第三，导师版同时改变了教师材料、提示策略与答案限制等多个成分，这项实验无法单独证明“只提示、不给答案”就是起作用的那个成分。</w:t>
@@ -6999,7 +7044,7 @@
     </w:p>
     <w:p>
       <w:r>
-        <w:t xml:space="preserve">另一端的证据同样要记录。凯斯廷等人 2025 年在哈佛大学的一门物理课上做了一项随机交叉研究，约 194 名学生，两个课次：一个课次在课堂上接受主动学习教学，另一个课次在课外使用按同样教学原则设计的 AI 导师。与课堂主动学习相比，使用 AI 导师时，学生在即时后测中学到更多，用时更少（中位用时约 49 分钟对 60 分钟）</w:t>
+        <w:t xml:space="preserve">另一端的证据同样要记录。凯斯廷等人 2025 年在哈佛大学的一门物理课上做了一项随机交叉研究，194 名学生，两个课次：一个课次在课堂上接受主动学习教学，另一个课次在课外使用按同样教学原则设计的 AI 导师。与课堂主动学习相比，使用 AI 导师时，学生在即时后测中学到更多，用时更少（中位用时约 49 分钟对 60 分钟）</w:t>
       </w:r>
       <w:r>
         <w:rPr>
@@ -7022,7 +7067,7 @@
         <w:t xml:space="preserve">〔E2〕</w:t>
       </w:r>
       <w:r>
-        <w:t xml:space="preserve">。在教育研究里，2.3 这样的标准化效应极不寻常，更可能提示测量与设计的问题，本文没有重新评估其纳入研究质量与偏倚</w:t>
+        <w:t xml:space="preserve">。在教育研究里，2.3 这样的标准化效应极不寻常，更可能提示测量与设计的问题，本文没有重新评估其纳入研究的质量与偏倚</w:t>
       </w:r>
       <w:r>
         <w:rPr>
@@ -7086,7 +7131,7 @@
     </w:p>
     <w:p>
       <w:r>
-        <w:t xml:space="preserve">第二条，验证不对称。核验成本是决定是否委托的重要变量，要与核验覆盖、独立性和错误后果一起评估。一类任务，核验相对便宜，而且你确实有核验的能力：代码可以跑测试，计算可以验算，引文可以回查原文。另一类任务，核验所需能力与生成所需能力是同一种：判断一篇综述是否公允，你得熟悉这个领域；判断一个论证是否成立，你得能自己走一遍推理。便宜的核验也不能单独保证安全：代码通过测试，只说明它通过了这些测试；引文能打开，只说明来源存在；答案形式正确，也可能没有回答真正的问题。所以“核验便宜的地方放心外包”，还要加一个条件：核验是否覆盖了真正重要的失败模式。检验方式：在一组任务上分别测量核验成本与核验覆盖率。这条原则预测：在核验便宜、且覆盖关键失败模式的任务上，外包后的最终错误率与人工完成相当或更低；在核验需要同等领域能力的任务上，外包后的错误率上升，而且使用者的领域知识越少，上升越多。</w:t>
+        <w:t xml:space="preserve">第二条，验证不对称。核验成本是决定是否委托的重要变量，要与核验覆盖、独立性和错误后果一起评估。一类任务，核验相对便宜，而且你确实有核验的能力：代码可以跑测试，计算可以验算，引文可以回查原文。另一类任务，核验所需能力与生成所需能力是同一种：判断一篇综述是否公允，你得熟悉这个领域；判断一个论证是否成立，你得能自己走一遍推理。便宜的核验也不能单独保证安全：代码通过测试，只说明它通过了这些测试；引文能打开，只说明来源存在；答案形式正确，也可能没有回答真正的问题。所以“核验便宜的地方放心外包”，还要加一个条件：核验是否覆盖了真正重要的失败模式。检验方式：在一组任务上分别测量核验成本与核验覆盖率。这条原则预测：在核验便宜、且覆盖关键失败模式的任务上，外包后的最终错误率与人工完成相当或更低；在核验需要同一种领域能力的任务上，外包后的错误率上升，而且使用者的领域知识越少，上升越多。</w:t>
       </w:r>
     </w:p>
     <w:p>
@@ -7119,12 +7164,12 @@
     </w:p>
     <w:p>
       <w:r>
-        <w:t xml:space="preserve">使用它需要满足几个条件。错误事件互斥、且覆盖了相关的结果时，求和直接得到期望损失；错误类别会重叠时，要定义联合状态，避免重复计算同一个后果；概率与损失未知时，报告范围与敏感性，不要填入编造的精确数字。影响错误概率的量，包括核验覆盖、核验者与生成者是否共享错误来源、测试质量、资料质量与模型版本；进入损失的量，包括发现错误的延迟、扩散范围与不可逆性。学习机会成本、核验时间、隐私与授权成本，另行登记。</w:t>
-      </w:r>
-    </w:p>
-    <w:p>
-      <w:r>
-        <w:t xml:space="preserve">低概率、高损失的问题不能只看均值，要设置硬约束：关键事实未经核实，不交付；未经授权，不执行；涉及无法承受的后果时，必须升级到专业审查。可以接受的风险，由实际责任主体定义。工作流可以按同一套标准比较：全部人工；AI 生成后人工检查；AI 只提供提示；检索约束下的生成；多来源交叉核验；形式化测试；专家签核；沙箱试运行。这个模型是设计框架</w:t>
+        <w:t xml:space="preserve">使用它需要满足几个条件。错误事件互斥、且覆盖了相关的结果时，求和直接得到期望损失；错误类别会重叠时，要定义联合状态，避免重复计算同一个后果；概率与损失未知时，报告范围与敏感性；精确数字只在有数据支持时填写。影响错误概率的量，包括核验覆盖、核验者与生成者是否共享错误来源、测试质量、资料质量与模型版本；进入损失的量，包括发现错误的延迟、扩散范围与不可逆性。学习机会成本、核验时间、隐私与授权成本，另行登记。</w:t>
+      </w:r>
+    </w:p>
+    <w:p>
+      <w:r>
+        <w:t xml:space="preserve">低概率、高损失的问题，除了看均值，还要设置硬约束：关键事实未经核实，不交付；未经授权，不执行；涉及无法承受的后果时，必须升级到专业审查。可以接受的风险，由实际责任主体定义。工作流可以按同一套标准比较：全部人工；AI 生成后人工检查；AI 只提供提示；检索约束下的生成；多来源交叉核验；形式化测试；专家签核；沙箱试运行。这个模型是设计框架</w:t>
       </w:r>
       <w:r>
         <w:rPr>
@@ -7256,7 +7301,7 @@
     </w:p>
     <w:p>
       <w:r>
-        <w:t xml:space="preserve">这也是探索预算的由来。马奇 1991 年对组织学习的分析，给出了这对张力的经典形式：利用，深耕已知的高产区；探索，为未知付出当期的代价。这是组织层面的模型，搬到个人身上需要桥接：个人的时间分配、反馈周期与激励结构，都与组织不同；“利用会挤出探索”在个人层面是一种值得警惕的倾向，还没有被证明为规律。可以确定的是，探索的回报延迟而且不确定，延迟的回报在缺少保护时容易被压缩。所以探索值得以预算的形式受到保护：刻意留出一部分时间与注意力，用于接触陌生的理论、跨领域的结构、反常的案例，以及与你当前立场冲突的高质量材料。主线筛选与探索通道使用不同阈值，第三章“主动错过”的纪律只适用于主线。</w:t>
+        <w:t xml:space="preserve">这也是探索预算的由来。马奇 1991 年对组织学习的分析，给出了这对张力的经典形式：利用，深耕已知的高产区；探索，为未知付出当期的代价。这是组织层面的模型，搬到个人身上需要桥接：个人的时间分配、反馈周期与激励结构，都与组织不同；“利用会挤出探索”在个人层面目前只能算一种值得警惕的倾向，它能否成立为规律，还需要证据。可以确定的是，探索的回报延迟而且不确定，延迟的回报在缺少保护时容易被压缩。所以探索值得以预算的形式受到保护：刻意留出一部分时间与注意力，用于接触陌生的理论、跨领域的结构、反常的案例，以及与你当前立场冲突的高质量材料。主线筛选与探索通道使用不同阈值，第三章“主动错过”的纪律只适用于主线。</w:t>
       </w:r>
     </w:p>
     <w:p>
@@ -7325,7 +7370,7 @@
     </w:p>
     <w:p>
       <w:r>
-        <w:t xml:space="preserve">所以诊断瓶颈比盲目勤奋重要。单个症状只能生成初始假设：看了就忘，可能来自图式不足，也可能来自睡眠不足、干扰、编码过浅、材料缺乏意义或提取线索不匹配；分心，可能来自环境，也可能来自任务过载、焦虑、奖励结构、注意障碍或目标冲突。把假设当结论，正是第五章那条链条在方法层面的翻版。</w:t>
+        <w:t xml:space="preserve">所以诊断瓶颈比盲目勤奋重要。单个症状只能生成初始假设：看了就忘，可能来自图式不足，也可能来自睡眠不足、干扰、编码过浅、材料缺乏意义或提取线索不匹配；分心，可能来自环境，也可能来自任务过载、焦虑、奖励结构、注意障碍或目标冲突。把假设当结论，正是第五章的修复流程要求先列出竞争解释的原因。</w:t>
       </w:r>
     </w:p>
     <w:p>
@@ -8102,7 +8147,7 @@
         <w:t xml:space="preserve">〔C〕</w:t>
       </w:r>
       <w:r>
-        <w:t xml:space="preserve">：样例与讲解，解释理由，独立尝试，对照反馈，边界题，延迟新题；每一步的验收目的见附录一。下面用导论提到的学习目标作示范：区分两个方向的条件概率，并识别缺少基率时无法作出的推断。以下数字均为演示设定，计算已经复核；它们不描述任何真实的邮件系统，也不报告任何学习实验结果。</w:t>
+        <w:t xml:space="preserve">：样例与讲解，解释理由，独立尝试，对照反馈，边界题，延迟新题；每一步的验收目的见附录一。下面用导论提到的学习目标作示范：区分两个方向的条件概率，并识别缺少基率时无法作出的推断。以下数字均为演示设定，计算已经复核，仅用于说明方法。</w:t>
       </w:r>
     </w:p>
     <w:p>
@@ -8117,7 +8162,7 @@
     </w:p>
     <w:p>
       <w:r>
-        <w:t xml:space="preserve">步骤三，独立尝试。改成 2,000 封邮件，其中只有 20 封是垃圾邮件，过滤规则不变。这时 16 封垃圾邮件被标出，1,980 封正常邮件中有 99 封被误标，结果是 16 ÷ 115，约为 13.9%。题目要求解释：规则没有变，为什么被标出的邮件中垃圾邮件的比例大幅下降。这一步检查的是基率的作用，不按计算速度评分。</w:t>
+        <w:t xml:space="preserve">步骤三，独立尝试。改成 2,000 封邮件，其中只有 20 封是垃圾邮件，过滤规则不变。这时 16 封垃圾邮件被标出，1,980 封正常邮件中有 99 封被误标，结果是 16 ÷ 115，约为 13.9%。题目要求解释：规则没有变，为什么被标出的邮件中垃圾邮件的比例大幅下降。这一步检查的是基率的作用，评分只看解释。</w:t>
       </w:r>
     </w:p>
     <w:p>
@@ -8132,7 +8177,7 @@
     </w:p>
     <w:p>
       <w:r>
-        <w:t xml:space="preserve">步骤六，延迟新题。间隔一段时间之后，换一个情境与一组新数字，例如一项医学筛查，要求学习者独立完成。这道题要另外准备：公开在文章里的题只能作教学示例，读者已经看过答案的题，不能当作迁移的证据。</w:t>
+        <w:t xml:space="preserve">步骤六，延迟新题。间隔一段时间之后，换一个情境与一组新数字，例如一项医学筛查，要求学习者独立完成。这道题要另外准备：公开在文章里的题只能作教学示例；读者看过答案的题，测到的只是再认。</w:t>
       </w:r>
     </w:p>
     <w:p>
@@ -8152,7 +8197,16 @@
     </w:p>
     <w:p>
       <w:r>
-        <w:t xml:space="preserve">这个循环可以压成一个生活节律的模板，按期限、恢复条件与可用的资源，分配四类时间。深度加工主线问题，让结构继续生长。复盘与检索，巩固学过的东西。输出，让知识接受现实与他人的检验。探索与留白，防止系统停止更新。四类时间的比例因阶段而异，某一周完全没有探索，不算失败；连续几个月缺少任何一类，才是值得检查的信号。</w:t>
+        <w:t xml:space="preserve">这个循环可以压成一个生活节律的模板</w:t>
+      </w:r>
+      <w:r>
+        <w:rPr>
+          <w:color w:val="4F6478"/>
+        </w:rPr>
+        <w:t xml:space="preserve">〔C〕</w:t>
+      </w:r>
+      <w:r>
+        <w:t xml:space="preserve">，按期限、恢复条件与可用的资源，分配四类时间。深度加工主线问题，让结构继续生长。复盘与检索，巩固学过的东西。输出，让知识接受现实与他人的检验。探索与留白，防止系统停止更新。四类时间的比例因阶段而异。连续几个月缺少任何一类，才是值得检查的信号；某一周完全没有探索，属于正常波动。</w:t>
       </w:r>
     </w:p>
     <w:p>
@@ -8214,7 +8268,7 @@
     </w:p>
     <w:p>
       <w:r>
-        <w:t xml:space="preserve">“学不可以已”在本文中被用来表达一种持续求知的态度，这是现代阐释，《劝学》的原始语境包含礼法、修身与教化。在这个意义上，它与皮尔士的箴言指向相近关切。最重要的验收始终是同一条：这套安排是否在有限的资源与实际目标之下，让判断与行动更可靠。</w:t>
+        <w:t xml:space="preserve">“学不可以已”在本文中被用来表达一种持续求知的态度，这是现代阐释，《劝学》的原始语境包含礼法、修身与教化。在这个意义上，它与皮尔士的箴言关切相近。最重要的验收始终是同一条：这套安排是否在有限的资源与实际目标之下，让判断与行动更可靠。</w:t>
       </w:r>
     </w:p>
     <w:p>
@@ -10401,7 +10455,7 @@
         <w:spacing w:after="40" w:line="340"/>
       </w:pPr>
       <w:r>
-        <w:t xml:space="preserve">选一个窄的对象，以及一到两位校准过的解读者：有公开长期记录，理由指向可以核对的特征。</w:t>
+        <w:t xml:space="preserve">选一个窄的对象，以及一到两位校准过的解读者：有公开的长期记录，记录经得起核对，理由指向可以核对的特征，受过同行的严肃批评。</w:t>
       </w:r>
     </w:p>
     <w:p>
@@ -10580,7 +10634,7 @@
         <w:t xml:space="preserve">〔C〕</w:t>
       </w:r>
       <w:r>
-        <w:t xml:space="preserve">框架：每个框架与哪个更简单的方案比较，预期在什么测量上更好，以及什么结果会迫使修订。零散的作者推断没有列入，它们的依据在正文中随文说明。表中约一半的检验，可以按第七章的自我实验设计，在个人层面、跨材料单元做成小规模版本，结论强度要与设计相称；其余需要分组比较，要由研究者来做。</w:t>
+        <w:t xml:space="preserve">框架：每个框架与哪个更简单的方案比较，预期在什么测量上更好，以及什么结果会迫使修订。零散的作者推断没有列入，它们的依据在正文中随文说明。表中中心推论、写作、摩擦记账与训练单元四项的检验，可以按第七章的自我实验设计，在个人层面、跨材料单元做成小规模版本，结论强度要与设计相称；其余需要分组比较，要由研究者来做。</w:t>
       </w:r>
     </w:p>
     <w:tbl>
@@ -12051,7 +12105,7 @@
                 <w:sz w:val="18"/>
                 <w:szCs w:val="18"/>
               </w:rPr>
-              <w:t xml:space="preserve">核验便宜、覆盖关键失败模式的任务，外包后错误率不高于人工；核验需要同等能力的任务，外包后错误率上升，且随使用者知识减少而增大</w:t>
+              <w:t xml:space="preserve">核验便宜、覆盖关键失败模式的任务，外包后错误率不高于人工；核验需要同一种领域能力的任务，外包后错误率上升，且随使用者知识减少而增大</w:t>
             </w:r>
           </w:p>
         </w:tc>
@@ -12255,6 +12309,140 @@
                 <w:sz w:val="18"/>
                 <w:szCs w:val="18"/>
               </w:rPr>
+              <w:t xml:space="preserve">去学习的六项拆分（第十八章）</w:t>
+            </w:r>
+          </w:p>
+        </w:tc>
+        <w:tc>
+          <w:tcPr>
+            <w:tcW w:type="dxa" w:w="1805"/>
+            <w:tcBorders>
+              <w:top w:val="single" w:color="A0A7B0" w:sz="4"/>
+              <w:left w:val="single" w:color="A0A7B0" w:sz="4"/>
+              <w:bottom w:val="single" w:color="A0A7B0" w:sz="4"/>
+              <w:right w:val="single" w:color="A0A7B0" w:sz="4"/>
+            </w:tcBorders>
+            <w:tcMar>
+              <w:top w:type="dxa" w:w="50"/>
+              <w:left w:type="dxa" w:w="90"/>
+              <w:bottom w:type="dxa" w:w="50"/>
+              <w:right w:type="dxa" w:w="90"/>
+            </w:tcMar>
+          </w:tcPr>
+          <w:p>
+            <w:pPr>
+              <w:spacing w:after="0" w:before="0" w:line="276"/>
+              <w:ind w:firstLine="0"/>
+              <w:jc w:val="left"/>
+            </w:pPr>
+            <w:r>
+              <w:rPr>
+                <w:rFonts w:ascii="Times New Roman" w:cs="Times New Roman" w:eastAsia="宋体" w:hAnsi="Times New Roman"/>
+                <w:sz w:val="18"/>
+                <w:szCs w:val="18"/>
+              </w:rPr>
+              <w:t xml:space="preserve">只给一般性提醒：留意旧规则是否过时</w:t>
+            </w:r>
+          </w:p>
+        </w:tc>
+        <w:tc>
+          <w:tcPr>
+            <w:tcW w:type="dxa" w:w="2888"/>
+            <w:tcBorders>
+              <w:top w:val="single" w:color="A0A7B0" w:sz="4"/>
+              <w:left w:val="single" w:color="A0A7B0" w:sz="4"/>
+              <w:bottom w:val="single" w:color="A0A7B0" w:sz="4"/>
+              <w:right w:val="single" w:color="A0A7B0" w:sz="4"/>
+            </w:tcBorders>
+            <w:tcMar>
+              <w:top w:type="dxa" w:w="50"/>
+              <w:left w:type="dxa" w:w="90"/>
+              <w:bottom w:type="dxa" w:w="50"/>
+              <w:right w:type="dxa" w:w="90"/>
+            </w:tcMar>
+          </w:tcPr>
+          <w:p>
+            <w:pPr>
+              <w:spacing w:after="0" w:before="0" w:line="276"/>
+              <w:ind w:firstLine="0"/>
+              <w:jc w:val="left"/>
+            </w:pPr>
+            <w:r>
+              <w:rPr>
+                <w:rFonts w:ascii="Times New Roman" w:cs="Times New Roman" w:eastAsia="宋体" w:hAnsi="Times New Roman"/>
+                <w:sz w:val="18"/>
+                <w:szCs w:val="18"/>
+              </w:rPr>
+              <w:t xml:space="preserve">混合情境中首选新规则的比例更高；进入新环境后，校准恢复得更快</w:t>
+            </w:r>
+          </w:p>
+        </w:tc>
+        <w:tc>
+          <w:tcPr>
+            <w:tcW w:type="dxa" w:w="2348"/>
+            <w:tcBorders>
+              <w:top w:val="single" w:color="A0A7B0" w:sz="4"/>
+              <w:left w:val="single" w:color="A0A7B0" w:sz="4"/>
+              <w:bottom w:val="single" w:color="A0A7B0" w:sz="4"/>
+              <w:right w:val="single" w:color="A0A7B0" w:sz="4"/>
+            </w:tcBorders>
+            <w:tcMar>
+              <w:top w:type="dxa" w:w="50"/>
+              <w:left w:type="dxa" w:w="90"/>
+              <w:bottom w:type="dxa" w:w="50"/>
+              <w:right w:type="dxa" w:w="90"/>
+            </w:tcMar>
+          </w:tcPr>
+          <w:p>
+            <w:pPr>
+              <w:spacing w:after="0" w:before="0" w:line="276"/>
+              <w:ind w:firstLine="0"/>
+              <w:jc w:val="left"/>
+            </w:pPr>
+            <w:r>
+              <w:rPr>
+                <w:rFonts w:ascii="Times New Roman" w:cs="Times New Roman" w:eastAsia="宋体" w:hAnsi="Times New Roman"/>
+                <w:sz w:val="18"/>
+                <w:szCs w:val="18"/>
+              </w:rPr>
+              <w:t xml:space="preserve">两组相当</w:t>
+            </w:r>
+          </w:p>
+        </w:tc>
+      </w:tr>
+      <w:tr>
+        <w:trPr>
+          <w:cantSplit w:val="off"/>
+          <w:tblHeader w:val="off"/>
+        </w:trPr>
+        <w:tc>
+          <w:tcPr>
+            <w:tcW w:type="dxa" w:w="1985"/>
+            <w:tcBorders>
+              <w:top w:val="single" w:color="A0A7B0" w:sz="4"/>
+              <w:left w:val="single" w:color="A0A7B0" w:sz="4"/>
+              <w:bottom w:val="single" w:color="A0A7B0" w:sz="4"/>
+              <w:right w:val="single" w:color="A0A7B0" w:sz="4"/>
+            </w:tcBorders>
+            <w:tcMar>
+              <w:top w:type="dxa" w:w="50"/>
+              <w:left w:type="dxa" w:w="90"/>
+              <w:bottom w:type="dxa" w:w="50"/>
+              <w:right w:type="dxa" w:w="90"/>
+            </w:tcMar>
+          </w:tcPr>
+          <w:p>
+            <w:pPr>
+              <w:spacing w:after="0" w:before="0" w:line="276"/>
+              <w:ind w:firstLine="0"/>
+              <w:jc w:val="left"/>
+            </w:pPr>
+            <w:r>
+              <w:rPr>
+                <w:rFonts w:ascii="Times New Roman" w:cs="Times New Roman" w:eastAsia="宋体" w:hAnsi="Times New Roman"/>
+                <w:sz w:val="18"/>
+                <w:szCs w:val="18"/>
+              </w:rPr>
               <w:t xml:space="preserve">诊断循环（终章）</w:t>
             </w:r>
           </w:p>
@@ -12352,6 +12540,140 @@
                 <w:szCs w:val="18"/>
               </w:rPr>
               <w:t xml:space="preserve">所需时间没有差异</w:t>
+            </w:r>
+          </w:p>
+        </w:tc>
+      </w:tr>
+      <w:tr>
+        <w:trPr>
+          <w:cantSplit w:val="off"/>
+          <w:tblHeader w:val="off"/>
+        </w:trPr>
+        <w:tc>
+          <w:tcPr>
+            <w:tcW w:type="dxa" w:w="1985"/>
+            <w:tcBorders>
+              <w:top w:val="single" w:color="A0A7B0" w:sz="4"/>
+              <w:left w:val="single" w:color="A0A7B0" w:sz="4"/>
+              <w:bottom w:val="single" w:color="A0A7B0" w:sz="4"/>
+              <w:right w:val="single" w:color="A0A7B0" w:sz="4"/>
+            </w:tcBorders>
+            <w:tcMar>
+              <w:top w:type="dxa" w:w="50"/>
+              <w:left w:type="dxa" w:w="90"/>
+              <w:bottom w:type="dxa" w:w="50"/>
+              <w:right w:type="dxa" w:w="90"/>
+            </w:tcMar>
+          </w:tcPr>
+          <w:p>
+            <w:pPr>
+              <w:spacing w:after="0" w:before="0" w:line="276"/>
+              <w:ind w:firstLine="0"/>
+              <w:jc w:val="left"/>
+            </w:pPr>
+            <w:r>
+              <w:rPr>
+                <w:rFonts w:ascii="Times New Roman" w:cs="Times New Roman" w:eastAsia="宋体" w:hAnsi="Times New Roman"/>
+                <w:sz w:val="18"/>
+                <w:szCs w:val="18"/>
+              </w:rPr>
+              <w:t xml:space="preserve">训练单元六步（终章）</w:t>
+            </w:r>
+          </w:p>
+        </w:tc>
+        <w:tc>
+          <w:tcPr>
+            <w:tcW w:type="dxa" w:w="1805"/>
+            <w:tcBorders>
+              <w:top w:val="single" w:color="A0A7B0" w:sz="4"/>
+              <w:left w:val="single" w:color="A0A7B0" w:sz="4"/>
+              <w:bottom w:val="single" w:color="A0A7B0" w:sz="4"/>
+              <w:right w:val="single" w:color="A0A7B0" w:sz="4"/>
+            </w:tcBorders>
+            <w:tcMar>
+              <w:top w:type="dxa" w:w="50"/>
+              <w:left w:type="dxa" w:w="90"/>
+              <w:bottom w:type="dxa" w:w="50"/>
+              <w:right w:type="dxa" w:w="90"/>
+            </w:tcMar>
+          </w:tcPr>
+          <w:p>
+            <w:pPr>
+              <w:spacing w:after="0" w:before="0" w:line="276"/>
+              <w:ind w:firstLine="0"/>
+              <w:jc w:val="left"/>
+            </w:pPr>
+            <w:r>
+              <w:rPr>
+                <w:rFonts w:ascii="Times New Roman" w:cs="Times New Roman" w:eastAsia="宋体" w:hAnsi="Times New Roman"/>
+                <w:sz w:val="18"/>
+                <w:szCs w:val="18"/>
+              </w:rPr>
+              <w:t xml:space="preserve">同等时间的“讲解加同类练习”</w:t>
+            </w:r>
+          </w:p>
+        </w:tc>
+        <w:tc>
+          <w:tcPr>
+            <w:tcW w:type="dxa" w:w="2888"/>
+            <w:tcBorders>
+              <w:top w:val="single" w:color="A0A7B0" w:sz="4"/>
+              <w:left w:val="single" w:color="A0A7B0" w:sz="4"/>
+              <w:bottom w:val="single" w:color="A0A7B0" w:sz="4"/>
+              <w:right w:val="single" w:color="A0A7B0" w:sz="4"/>
+            </w:tcBorders>
+            <w:tcMar>
+              <w:top w:type="dxa" w:w="50"/>
+              <w:left w:type="dxa" w:w="90"/>
+              <w:bottom w:type="dxa" w:w="50"/>
+              <w:right w:type="dxa" w:w="90"/>
+            </w:tcMar>
+          </w:tcPr>
+          <w:p>
+            <w:pPr>
+              <w:spacing w:after="0" w:before="0" w:line="276"/>
+              <w:ind w:firstLine="0"/>
+              <w:jc w:val="left"/>
+            </w:pPr>
+            <w:r>
+              <w:rPr>
+                <w:rFonts w:ascii="Times New Roman" w:cs="Times New Roman" w:eastAsia="宋体" w:hAnsi="Times New Roman"/>
+                <w:sz w:val="18"/>
+                <w:szCs w:val="18"/>
+              </w:rPr>
+              <w:t xml:space="preserve">延迟新题与边界题的正确率更高</w:t>
+            </w:r>
+          </w:p>
+        </w:tc>
+        <w:tc>
+          <w:tcPr>
+            <w:tcW w:type="dxa" w:w="2348"/>
+            <w:tcBorders>
+              <w:top w:val="single" w:color="A0A7B0" w:sz="4"/>
+              <w:left w:val="single" w:color="A0A7B0" w:sz="4"/>
+              <w:bottom w:val="single" w:color="A0A7B0" w:sz="4"/>
+              <w:right w:val="single" w:color="A0A7B0" w:sz="4"/>
+            </w:tcBorders>
+            <w:tcMar>
+              <w:top w:type="dxa" w:w="50"/>
+              <w:left w:type="dxa" w:w="90"/>
+              <w:bottom w:type="dxa" w:w="50"/>
+              <w:right w:type="dxa" w:w="90"/>
+            </w:tcMar>
+          </w:tcPr>
+          <w:p>
+            <w:pPr>
+              <w:spacing w:after="0" w:before="0" w:line="276"/>
+              <w:ind w:firstLine="0"/>
+              <w:jc w:val="left"/>
+            </w:pPr>
+            <w:r>
+              <w:rPr>
+                <w:rFonts w:ascii="Times New Roman" w:cs="Times New Roman" w:eastAsia="宋体" w:hAnsi="Times New Roman"/>
+                <w:sz w:val="18"/>
+                <w:szCs w:val="18"/>
+              </w:rPr>
+              <w:t xml:space="preserve">两组相当</w:t>
             </w:r>
           </w:p>
         </w:tc>
@@ -12364,7 +12686,7 @@
     </w:p>
     <w:p>
       <w:r>
-        <w:t xml:space="preserve">三个框架目前写不出有意义的检验，本文直接说明它们只是组织材料的方式：理解的五个质量维度（第一章）；默会能力主要经由师徒通道获得的推测（第十五章）；条件期望损失模型（第十七章），它要在具体任务中收集到错误率、覆盖率与损失的数据之后，才可能被检验。</w:t>
+        <w:t xml:space="preserve">两个框架目前写不出有意义的检验，本文直接说明它们只是组织材料的方式：理解的五个质量维度（第一章）；条件期望损失模型（第十七章），它要在具体任务中收集到错误率、覆盖率与损失的数据之后，才可能被检验。另有一条经验推测暂列于此：拉开差距的默会能力主要经由师徒通道获得（第十五章），目前还缺少可行的对照设计。</w:t>
       </w:r>
     </w:p>
     <w:p>
@@ -13326,7 +13648,7 @@
                 <w:sz w:val="18"/>
                 <w:szCs w:val="18"/>
               </w:rPr>
-              <w:t xml:space="preserve">观察性关联，不能读作因果贡献；职业一项不显著（原稿记录 r = .09，p = .377）；原稿称已核到勘误完整表格，本次检索只见到分领域数字的转述，按本次所见标注</w:t>
+              <w:t xml:space="preserve">观察性关联；估计因果贡献需要随机分配练习量的研究；职业一项不显著（原稿记录 r = .09，p = .377）；原稿称已核到勘误完整表格，本次检索只见到分领域数字的转述，按本次所见标注</w:t>
             </w:r>
           </w:p>
         </w:tc>
@@ -19950,7 +20272,7 @@
                 <w:sz w:val="18"/>
                 <w:szCs w:val="18"/>
               </w:rPr>
-              <w:t xml:space="preserve">97 个收益预测变量；样本外收益约低 26%（作者视为数据挖掘偏差的上限），发表后约低 58%</w:t>
+              <w:t xml:space="preserve">97 个收益预测变量；样本期结束后、发表之前收益约低 26%（作者视为数据挖掘偏差的上限），发表后约低 58%；二者之差约 32%，作者归因于发表后投资者据论文交易</w:t>
             </w:r>
           </w:p>
         </w:tc>
@@ -20665,7 +20987,7 @@
                 <w:sz w:val="18"/>
                 <w:szCs w:val="18"/>
               </w:rPr>
-              <w:t xml:space="preserve">安大略省全省推行核查表后，死亡率与并发症未见显著下降</w:t>
+              <w:t xml:space="preserve">安大略省强制推行核查表前后各三个月的比较（行政数据）；死亡率与并发症未见显著下降</w:t>
             </w:r>
           </w:p>
         </w:tc>
@@ -20697,7 +21019,7 @@
                 <w:sz w:val="18"/>
                 <w:szCs w:val="18"/>
               </w:rPr>
-              <w:t xml:space="preserve">推行后的观察研究</w:t>
+              <w:t xml:space="preserve">非随机的前后比较；基线死亡率低于 Haynes 研究</w:t>
             </w:r>
           </w:p>
         </w:tc>
